--- a/Todo.docx
+++ b/Todo.docx
@@ -51,51 +51,7 @@
         <w:rPr>
           <w:lang w:val="en-US"/>
         </w:rPr>
-        <w:t xml:space="preserve">  - No rate limiting on </w:t>
-      </w:r>
-      <w:proofErr w:type="spellStart"/>
-      <w:r>
-        <w:rPr>
-          <w:lang w:val="en-US"/>
-        </w:rPr>
-        <w:t>joinRoomByCode</w:t>
-      </w:r>
-      <w:proofErr w:type="spellEnd"/>
-      <w:r>
-        <w:rPr>
-          <w:lang w:val="en-US"/>
-        </w:rPr>
-        <w:t xml:space="preserve"> action or socket </w:t>
-      </w:r>
-      <w:proofErr w:type="spellStart"/>
-      <w:proofErr w:type="gramStart"/>
-      <w:r>
-        <w:rPr>
-          <w:lang w:val="en-US"/>
-        </w:rPr>
-        <w:t>chat:send</w:t>
-      </w:r>
-      <w:proofErr w:type="spellEnd"/>
-      <w:proofErr w:type="gramEnd"/>
-      <w:r>
-        <w:rPr>
-          <w:lang w:val="en-US"/>
-        </w:rPr>
-        <w:t xml:space="preserve"> — a script can brute-force invite codes (only 6 lowercase alphanumeric chars in </w:t>
-      </w:r>
-      <w:proofErr w:type="spellStart"/>
-      <w:r>
-        <w:rPr>
-          <w:lang w:val="en-US"/>
-        </w:rPr>
-        <w:t>createroom</w:t>
-      </w:r>
-      <w:proofErr w:type="spellEnd"/>
-      <w:r>
-        <w:rPr>
-          <w:lang w:val="en-US"/>
-        </w:rPr>
-        <w:t>, ~2.2B but no lockout) or flood chat. Add per-socket and per-action throttling.</w:t>
+        <w:t xml:space="preserve">  - No rate limiting on joinRoomByCode action or socket chat:send — a script can brute-force invite codes (only 6 lowercase alphanumeric chars in createroom, ~2.2B but no lockout) or flood chat. Add per-socket and per-action throttling.</w:t>
       </w:r>
     </w:p>
     <w:p>
@@ -128,49 +84,7 @@
         <w:rPr>
           <w:lang w:val="en-US"/>
         </w:rPr>
-        <w:t xml:space="preserve">  - </w:t>
-      </w:r>
-      <w:proofErr w:type="gramStart"/>
-      <w:r>
-        <w:rPr>
-          <w:lang w:val="en-US"/>
-        </w:rPr>
-        <w:t>Confirm .</w:t>
-      </w:r>
-      <w:proofErr w:type="spellStart"/>
-      <w:r>
-        <w:rPr>
-          <w:lang w:val="en-US"/>
-        </w:rPr>
-        <w:t>env</w:t>
-      </w:r>
-      <w:proofErr w:type="gramEnd"/>
-      <w:r>
-        <w:rPr>
-          <w:lang w:val="en-US"/>
-        </w:rPr>
-        <w:t>.local</w:t>
-      </w:r>
-      <w:proofErr w:type="spellEnd"/>
-      <w:r>
-        <w:rPr>
-          <w:lang w:val="en-US"/>
-        </w:rPr>
-        <w:t xml:space="preserve"> is never the source of truth in prod — set NEXTAUTH_SECRET and JWT_SECRET via your hosting provider's env. Generate fresh values for prod (</w:t>
-      </w:r>
-      <w:proofErr w:type="spellStart"/>
-      <w:r>
-        <w:rPr>
-          <w:lang w:val="en-US"/>
-        </w:rPr>
-        <w:t>openssl</w:t>
-      </w:r>
-      <w:proofErr w:type="spellEnd"/>
-      <w:r>
-        <w:rPr>
-          <w:lang w:val="en-US"/>
-        </w:rPr>
-        <w:t xml:space="preserve"> rand -hex 32); don't reuse the dev secret.</w:t>
+        <w:t xml:space="preserve">  - Confirm .env.local is never the source of truth in prod — set NEXTAUTH_SECRET and JWT_SECRET via your hosting provider's env. Generate fresh values for prod (openssl rand -hex 32); don't reuse the dev secret.</w:t>
       </w:r>
     </w:p>
     <w:p>
@@ -210,76 +124,20 @@
         <w:rPr>
           <w:lang w:val="en-US"/>
         </w:rPr>
-        <w:t xml:space="preserve">  2. Production wiring (</w:t>
-      </w:r>
-      <w:proofErr w:type="spellStart"/>
-      <w:r>
-        <w:rPr>
-          <w:lang w:val="en-US"/>
-        </w:rPr>
-        <w:t>Vercel</w:t>
-      </w:r>
-      <w:proofErr w:type="spellEnd"/>
-      <w:r>
-        <w:rPr>
-          <w:lang w:val="en-US"/>
-        </w:rPr>
-        <w:t xml:space="preserve"> won't work — README confirms)</w:t>
-      </w:r>
-    </w:p>
-    <w:p>
-      <w:pPr>
-        <w:rPr>
-          <w:lang w:val="en-US"/>
-        </w:rPr>
-      </w:pPr>
-      <w:r>
-        <w:rPr>
-          <w:lang w:val="en-US"/>
-        </w:rPr>
-        <w:t xml:space="preserve">  - Room state is in-process (Map&lt;</w:t>
-      </w:r>
-      <w:proofErr w:type="spellStart"/>
-      <w:r>
-        <w:rPr>
-          <w:lang w:val="en-US"/>
-        </w:rPr>
-        <w:t>roomId</w:t>
-      </w:r>
-      <w:proofErr w:type="spellEnd"/>
-      <w:r>
-        <w:rPr>
-          <w:lang w:val="en-US"/>
-        </w:rPr>
-        <w:t xml:space="preserve">, ...&gt;). You can only run one </w:t>
-      </w:r>
-      <w:proofErr w:type="gramStart"/>
-      <w:r>
-        <w:rPr>
-          <w:lang w:val="en-US"/>
-        </w:rPr>
-        <w:t>Node</w:t>
-      </w:r>
-      <w:proofErr w:type="gramEnd"/>
-      <w:r>
-        <w:rPr>
-          <w:lang w:val="en-US"/>
-        </w:rPr>
-        <w:t xml:space="preserve"> instance. Don't enable autoscaling or rolling deploys — </w:t>
-      </w:r>
-      <w:proofErr w:type="gramStart"/>
-      <w:r>
-        <w:rPr>
-          <w:lang w:val="en-US"/>
-        </w:rPr>
-        <w:t>both</w:t>
-      </w:r>
-      <w:proofErr w:type="gramEnd"/>
-      <w:r>
-        <w:rPr>
-          <w:lang w:val="en-US"/>
-        </w:rPr>
-        <w:t xml:space="preserve"> will silently break sessions.</w:t>
+        <w:t xml:space="preserve">  2. Production wiring (Vercel won't work — README confirms)</w:t>
+      </w:r>
+    </w:p>
+    <w:p>
+      <w:pPr>
+        <w:rPr>
+          <w:lang w:val="en-US"/>
+        </w:rPr>
+      </w:pPr>
+      <w:r>
+        <w:rPr>
+          <w:lang w:val="en-US"/>
+        </w:rPr>
+        <w:t xml:space="preserve">  - Room state is in-process (Map&lt;roomId, ...&gt;). You can only run one Node instance. Don't enable autoscaling or rolling deploys — both will silently break sessions.</w:t>
       </w:r>
     </w:p>
     <w:p>
@@ -312,61 +170,7 @@
         <w:rPr>
           <w:lang w:val="en-US"/>
         </w:rPr>
-        <w:t xml:space="preserve">  - Create a room, then try to create a second one (should fail).</w:t>
-      </w:r>
-    </w:p>
-    <w:p>
-      <w:pPr>
-        <w:rPr>
-          <w:lang w:val="en-US"/>
-        </w:rPr>
-      </w:pPr>
-      <w:r>
-        <w:rPr>
-          <w:lang w:val="en-US"/>
-        </w:rPr>
-        <w:t xml:space="preserve">  - Edit your room from /rooms and from inside /room/[</w:t>
-      </w:r>
-      <w:proofErr w:type="gramStart"/>
-      <w:r>
-        <w:rPr>
-          <w:lang w:val="en-US"/>
-        </w:rPr>
-        <w:t>id] —</w:t>
-      </w:r>
-      <w:proofErr w:type="gramEnd"/>
-      <w:r>
-        <w:rPr>
-          <w:lang w:val="en-US"/>
-        </w:rPr>
-        <w:t xml:space="preserve"> both should reflect the same state. Refresh after </w:t>
-      </w:r>
-      <w:proofErr w:type="gramStart"/>
-      <w:r>
-        <w:rPr>
-          <w:lang w:val="en-US"/>
-        </w:rPr>
-        <w:t>edit</w:t>
-      </w:r>
-      <w:proofErr w:type="gramEnd"/>
-      <w:r>
-        <w:rPr>
-          <w:lang w:val="en-US"/>
-        </w:rPr>
-        <w:t>, confirm fields persist.</w:t>
-      </w:r>
-    </w:p>
-    <w:p>
-      <w:pPr>
-        <w:rPr>
-          <w:lang w:val="en-US"/>
-        </w:rPr>
-      </w:pPr>
-      <w:r>
-        <w:rPr>
-          <w:lang w:val="en-US"/>
-        </w:rPr>
-        <w:t xml:space="preserve">  - Delete your room while another user is inside it — what happens to them? Likely the timer keeps ticking on the in-memory map; verify and decide if you need to kick everyone or surface "room deleted".</w:t>
+        <w:t xml:space="preserve"> - Delete your room while another user is inside it — what happens to them? Likely the timer keeps ticking on the in-memory map; verify and decide if you need to kick everyone or surface "room deleted".</w:t>
       </w:r>
     </w:p>
     <w:p>
@@ -392,21 +196,7 @@
         <w:rPr>
           <w:lang w:val="en-US"/>
         </w:rPr>
-        <w:t xml:space="preserve">  - Try joining a room as a kicked user (reconnect </w:t>
-      </w:r>
-      <w:proofErr w:type="gramStart"/>
-      <w:r>
-        <w:rPr>
-          <w:lang w:val="en-US"/>
-        </w:rPr>
-        <w:t>immediately) —</w:t>
-      </w:r>
-      <w:proofErr w:type="gramEnd"/>
-      <w:r>
-        <w:rPr>
-          <w:lang w:val="en-US"/>
-        </w:rPr>
-        <w:t xml:space="preserve"> does the kick stick or can they rejoin?</w:t>
+        <w:t xml:space="preserve">  - Try joining a room as a kicked user (reconnect immediately) — does the kick stick or can they rejoin?</w:t>
       </w:r>
     </w:p>
     <w:p>
@@ -452,21 +242,33 @@
         <w:rPr>
           <w:lang w:val="en-US"/>
         </w:rPr>
-        <w:t xml:space="preserve">  - Host sets 1 min, starts, lets it hit 0 — does it stop cleanly? Does it auto-</w:t>
-      </w:r>
-      <w:proofErr w:type="gramStart"/>
-      <w:r>
-        <w:rPr>
-          <w:lang w:val="en-US"/>
-        </w:rPr>
-        <w:t>cycle to</w:t>
-      </w:r>
-      <w:proofErr w:type="gramEnd"/>
-      <w:r>
-        <w:rPr>
-          <w:lang w:val="en-US"/>
-        </w:rPr>
-        <w:t xml:space="preserve"> break? (Looks like no — verify intended.)</w:t>
+        <w:t xml:space="preserve">  - Host sets 1 min, starts, lets it hit 0 — does it stop cleanly? Does it auto-cycle to break? (Looks like no — verify intended.)</w:t>
+      </w:r>
+    </w:p>
+    <w:p>
+      <w:pPr>
+        <w:rPr>
+          <w:lang w:val="en-US"/>
+        </w:rPr>
+      </w:pPr>
+      <w:r>
+        <w:rPr>
+          <w:lang w:val="en-US"/>
+        </w:rPr>
+        <w:t xml:space="preserve">  - Host pauses, refreshes the page — timer state restored from server (yes, room:state does this), or lost?</w:t>
+      </w:r>
+    </w:p>
+    <w:p>
+      <w:pPr>
+        <w:rPr>
+          <w:lang w:val="en-US"/>
+        </w:rPr>
+      </w:pPr>
+      <w:r>
+        <w:rPr>
+          <w:lang w:val="en-US"/>
+        </w:rPr>
+        <w:t xml:space="preserve">  - Server restart while users are in a room — they should see "Connecting..." and get an error. Verify they're not stuck.</w:t>
       </w:r>
     </w:p>
     <w:p>
@@ -480,106 +282,20 @@
           <w:lang w:val="en-US"/>
         </w:rPr>
         <w:lastRenderedPageBreak/>
-        <w:t xml:space="preserve">  - Host pauses, refreshes the page — timer state restored from server (yes, </w:t>
-      </w:r>
-      <w:proofErr w:type="spellStart"/>
-      <w:proofErr w:type="gramStart"/>
-      <w:r>
-        <w:rPr>
-          <w:lang w:val="en-US"/>
-        </w:rPr>
-        <w:t>room:state</w:t>
-      </w:r>
-      <w:proofErr w:type="spellEnd"/>
-      <w:proofErr w:type="gramEnd"/>
-      <w:r>
-        <w:rPr>
-          <w:lang w:val="en-US"/>
-        </w:rPr>
-        <w:t xml:space="preserve"> does this), or lost?</w:t>
-      </w:r>
-    </w:p>
-    <w:p>
-      <w:pPr>
-        <w:rPr>
-          <w:lang w:val="en-US"/>
-        </w:rPr>
-      </w:pPr>
-      <w:r>
-        <w:rPr>
-          <w:lang w:val="en-US"/>
-        </w:rPr>
-        <w:t xml:space="preserve">  - Server restart while users are in a room — they should see "Connecting..." and get an error. Verify they're not stuck.</w:t>
-      </w:r>
-    </w:p>
-    <w:p>
-      <w:pPr>
-        <w:rPr>
-          <w:lang w:val="en-US"/>
-        </w:rPr>
-      </w:pPr>
-      <w:r>
-        <w:rPr>
-          <w:lang w:val="en-US"/>
-        </w:rPr>
-        <w:t xml:space="preserve">  - Non-host clicks Start — server should ignore (it does, via </w:t>
-      </w:r>
-      <w:proofErr w:type="spellStart"/>
-      <w:r>
-        <w:rPr>
-          <w:lang w:val="en-US"/>
-        </w:rPr>
-        <w:t>hostCtx</w:t>
-      </w:r>
-      <w:proofErr w:type="spellEnd"/>
-      <w:r>
-        <w:rPr>
-          <w:lang w:val="en-US"/>
-        </w:rPr>
-        <w:t xml:space="preserve">). Open dev tools and emit </w:t>
-      </w:r>
-      <w:proofErr w:type="spellStart"/>
-      <w:proofErr w:type="gramStart"/>
-      <w:r>
-        <w:rPr>
-          <w:lang w:val="en-US"/>
-        </w:rPr>
-        <w:t>timer:start</w:t>
-      </w:r>
-      <w:proofErr w:type="spellEnd"/>
-      <w:proofErr w:type="gramEnd"/>
-      <w:r>
-        <w:rPr>
-          <w:lang w:val="en-US"/>
-        </w:rPr>
-        <w:t xml:space="preserve"> manually — confirm rejected.</w:t>
-      </w:r>
-    </w:p>
-    <w:p>
-      <w:pPr>
-        <w:rPr>
-          <w:lang w:val="en-US"/>
-        </w:rPr>
-      </w:pPr>
-      <w:r>
-        <w:rPr>
-          <w:lang w:val="en-US"/>
-        </w:rPr>
-        <w:t xml:space="preserve">  - Two </w:t>
-      </w:r>
-      <w:proofErr w:type="gramStart"/>
-      <w:r>
-        <w:rPr>
-          <w:lang w:val="en-US"/>
-        </w:rPr>
-        <w:t>timers</w:t>
-      </w:r>
-      <w:proofErr w:type="gramEnd"/>
-      <w:r>
-        <w:rPr>
-          <w:lang w:val="en-US"/>
-        </w:rPr>
-        <w:t xml:space="preserve"> in different rooms running at once — confirm they don't interfere.</w:t>
+        <w:t xml:space="preserve">  - Non-host clicks Start — server should ignore (it does, via hostCtx). Open dev tools and emit timer:start manually — confirm rejected.</w:t>
+      </w:r>
+    </w:p>
+    <w:p>
+      <w:pPr>
+        <w:rPr>
+          <w:lang w:val="en-US"/>
+        </w:rPr>
+      </w:pPr>
+      <w:r>
+        <w:rPr>
+          <w:lang w:val="en-US"/>
+        </w:rPr>
+        <w:t xml:space="preserve">  - Two timers in different rooms running at once — confirm they don't interfere.</w:t>
       </w:r>
     </w:p>
     <w:p>
@@ -612,35 +328,7 @@
         <w:rPr>
           <w:lang w:val="en-US"/>
         </w:rPr>
-        <w:t xml:space="preserve">  - Send empty, 500-char, 600-char (should clip), </w:t>
-      </w:r>
-      <w:proofErr w:type="spellStart"/>
-      <w:r>
-        <w:rPr>
-          <w:lang w:val="en-US"/>
-        </w:rPr>
-        <w:t>unicode</w:t>
-      </w:r>
-      <w:proofErr w:type="spellEnd"/>
-      <w:r>
-        <w:rPr>
-          <w:lang w:val="en-US"/>
-        </w:rPr>
-        <w:t xml:space="preserve">/emoji, HTML/&lt;script&gt; (it's text-rendered so should be safe — confirm no </w:t>
-      </w:r>
-      <w:proofErr w:type="spellStart"/>
-      <w:r>
-        <w:rPr>
-          <w:lang w:val="en-US"/>
-        </w:rPr>
-        <w:t>innerHTML</w:t>
-      </w:r>
-      <w:proofErr w:type="spellEnd"/>
-      <w:r>
-        <w:rPr>
-          <w:lang w:val="en-US"/>
-        </w:rPr>
-        <w:t xml:space="preserve"> anywhere).</w:t>
+        <w:t xml:space="preserve">  - Send empty, 500-char, 600-char (should clip), unicode/emoji, HTML/&lt;script&gt; (it's text-rendered so should be safe — confirm no innerHTML anywhere).</w:t>
       </w:r>
     </w:p>
     <w:p>
@@ -712,21 +400,7 @@
         <w:rPr>
           <w:lang w:val="en-US"/>
         </w:rPr>
-        <w:t xml:space="preserve">  - Send request to yourself, send request twice, </w:t>
-      </w:r>
-      <w:proofErr w:type="gramStart"/>
-      <w:r>
-        <w:rPr>
-          <w:lang w:val="en-US"/>
-        </w:rPr>
-        <w:t>send</w:t>
-      </w:r>
-      <w:proofErr w:type="gramEnd"/>
-      <w:r>
-        <w:rPr>
-          <w:lang w:val="en-US"/>
-        </w:rPr>
-        <w:t xml:space="preserve"> to a non-existent id.</w:t>
+        <w:t xml:space="preserve">  - Send request to yourself, send request twice, send to a non-existent id.</w:t>
       </w:r>
     </w:p>
     <w:p>
@@ -759,21 +433,7 @@
         <w:rPr>
           <w:lang w:val="en-US"/>
         </w:rPr>
-        <w:t xml:space="preserve">  - Upload a 6 MB file (rejected), a .txt renamed to .</w:t>
-      </w:r>
-      <w:proofErr w:type="spellStart"/>
-      <w:r>
-        <w:rPr>
-          <w:lang w:val="en-US"/>
-        </w:rPr>
-        <w:t>png</w:t>
-      </w:r>
-      <w:proofErr w:type="spellEnd"/>
-      <w:r>
-        <w:rPr>
-          <w:lang w:val="en-US"/>
-        </w:rPr>
-        <w:t>, a 0-byte file, a real PNG, a GIF, replace existing picture (old file should be deleted from disk — verify).</w:t>
+        <w:t xml:space="preserve">  - Upload a 6 MB file (rejected), a .txt renamed to .png, a 0-byte file, a real PNG, a GIF, replace existing picture (old file should be deleted from disk — verify).</w:t>
       </w:r>
     </w:p>
     <w:p>
@@ -835,145 +495,84 @@
           <w:lang w:val="en-US"/>
         </w:rPr>
       </w:pPr>
-    </w:p>
-    <w:p>
-      <w:pPr>
-        <w:rPr>
-          <w:lang w:val="en-US"/>
-        </w:rPr>
-      </w:pPr>
-      <w:r>
-        <w:rPr>
-          <w:lang w:val="en-US"/>
-        </w:rPr>
-        <w:t xml:space="preserve">  - Dependency cleanup: </w:t>
-      </w:r>
-      <w:proofErr w:type="spellStart"/>
-      <w:proofErr w:type="gramStart"/>
-      <w:r>
-        <w:rPr>
-          <w:lang w:val="en-US"/>
-        </w:rPr>
-        <w:t>package.json</w:t>
-      </w:r>
-      <w:proofErr w:type="spellEnd"/>
-      <w:proofErr w:type="gramEnd"/>
-      <w:r>
-        <w:rPr>
-          <w:lang w:val="en-US"/>
-        </w:rPr>
-        <w:t xml:space="preserve"> has </w:t>
-      </w:r>
-      <w:proofErr w:type="spellStart"/>
-      <w:r>
-        <w:rPr>
-          <w:lang w:val="en-US"/>
-        </w:rPr>
-        <w:t>axios</w:t>
-      </w:r>
-      <w:proofErr w:type="spellEnd"/>
-      <w:r>
-        <w:rPr>
-          <w:lang w:val="en-US"/>
-        </w:rPr>
-        <w:t xml:space="preserve">, fs, </w:t>
-      </w:r>
-      <w:proofErr w:type="spellStart"/>
-      <w:r>
-        <w:rPr>
-          <w:lang w:val="en-US"/>
-        </w:rPr>
-        <w:t>sqlite</w:t>
-      </w:r>
-      <w:proofErr w:type="spellEnd"/>
-      <w:r>
-        <w:rPr>
-          <w:lang w:val="en-US"/>
-        </w:rPr>
-        <w:t xml:space="preserve">, sqlite3 listed — none appear used (you use fetch/built-ins/better-sqlite3). Remove </w:t>
-      </w:r>
-      <w:proofErr w:type="gramStart"/>
-      <w:r>
-        <w:rPr>
-          <w:lang w:val="en-US"/>
-        </w:rPr>
-        <w:t>them;</w:t>
-      </w:r>
-      <w:proofErr w:type="gramEnd"/>
-      <w:r>
-        <w:rPr>
-          <w:lang w:val="en-US"/>
-        </w:rPr>
-        <w:t xml:space="preserve"> smaller image, fewer CVEs.</w:t>
-      </w:r>
-    </w:p>
-    <w:p>
-      <w:pPr>
-        <w:rPr>
-          <w:lang w:val="en-US"/>
-        </w:rPr>
-      </w:pPr>
-      <w:r>
-        <w:rPr>
-          <w:lang w:val="en-US"/>
-        </w:rPr>
-        <w:t xml:space="preserve">  - Error boundaries: a top-level app/</w:t>
-      </w:r>
-      <w:proofErr w:type="spellStart"/>
-      <w:r>
-        <w:rPr>
-          <w:lang w:val="en-US"/>
-        </w:rPr>
-        <w:t>error.tsx</w:t>
-      </w:r>
-      <w:proofErr w:type="spellEnd"/>
-      <w:r>
-        <w:rPr>
-          <w:lang w:val="en-US"/>
-        </w:rPr>
-        <w:t xml:space="preserve"> + app/global-</w:t>
-      </w:r>
-      <w:proofErr w:type="spellStart"/>
-      <w:r>
-        <w:rPr>
-          <w:lang w:val="en-US"/>
-        </w:rPr>
-        <w:t>error.tsx</w:t>
-      </w:r>
-      <w:proofErr w:type="spellEnd"/>
-      <w:r>
-        <w:rPr>
-          <w:lang w:val="en-US"/>
-        </w:rPr>
-        <w:t xml:space="preserve"> so an uncaught render error doesn't show the dev stack trace in prod.</w:t>
-      </w:r>
-    </w:p>
-    <w:p>
-      <w:pPr>
-        <w:rPr>
-          <w:lang w:val="en-US"/>
-        </w:rPr>
-      </w:pPr>
-      <w:r>
-        <w:rPr>
-          <w:lang w:val="en-US"/>
-        </w:rPr>
-        <w:t xml:space="preserve">  - Security headers: add a </w:t>
-      </w:r>
-      <w:proofErr w:type="spellStart"/>
-      <w:r>
-        <w:rPr>
-          <w:lang w:val="en-US"/>
-        </w:rPr>
-        <w:t>next.config.ts</w:t>
-      </w:r>
-      <w:proofErr w:type="spellEnd"/>
-      <w:r>
-        <w:rPr>
-          <w:lang w:val="en-US"/>
-        </w:rPr>
-        <w:t xml:space="preserve"> with CSP, X-Frame-Options, Referrer-Policy. At minimum, frame-ancestors none.</w:t>
-      </w:r>
+      <w:r>
+        <w:rPr>
+          <w:lang w:val="en-US"/>
+        </w:rPr>
+        <w:t xml:space="preserve"> - Error boundaries: a top-level app/error.tsx + app/global-error.tsx so an uncaught render error doesn't show the dev stack trace in prod.</w:t>
+      </w:r>
+    </w:p>
+    <w:p>
+      <w:pPr>
+        <w:rPr>
+          <w:lang w:val="en-US"/>
+        </w:rPr>
+      </w:pPr>
+      <w:r>
+        <w:rPr>
+          <w:lang w:val="en-US"/>
+        </w:rPr>
+        <w:t xml:space="preserve">  - Security headers: add a next.config.ts with CSP, X-Frame-Options, Referrer-Policy. At minimum, frame-ancestors none.</w:t>
+      </w:r>
+    </w:p>
+    <w:p>
+      <w:pPr>
+        <w:rPr>
+          <w:lang w:val="en-US"/>
+        </w:rPr>
+      </w:pPr>
+      <w:r>
+        <w:rPr>
+          <w:lang w:val="en-US"/>
+        </w:rPr>
+        <w:t xml:space="preserve">  - Logging: console.log(err) in auth/register/route.ts will leak to host logs — fine for now, but consider a small logger (or strip PII).</w:t>
+      </w:r>
+    </w:p>
+    <w:p>
+      <w:pPr>
+        <w:rPr>
+          <w:lang w:val="en-US"/>
+        </w:rPr>
+      </w:pPr>
+      <w:r>
+        <w:rPr>
+          <w:lang w:val="en-US"/>
+        </w:rPr>
+        <w:t xml:space="preserve">  - A LICENSE file (README notes it's missing).</w:t>
+      </w:r>
+    </w:p>
+    <w:p>
+      <w:pPr>
+        <w:rPr>
+          <w:lang w:val="en-US"/>
+        </w:rPr>
+      </w:pPr>
+      <w:r>
+        <w:rPr>
+          <w:lang w:val="en-US"/>
+        </w:rPr>
+        <w:t xml:space="preserve">  - Loading states: confirm every Server Action and form has a pending state (most do).</w:t>
+      </w:r>
+    </w:p>
+    <w:p>
+      <w:pPr>
+        <w:rPr>
+          <w:lang w:val="en-US"/>
+        </w:rPr>
+      </w:pPr>
+      <w:r>
+        <w:rPr>
+          <w:lang w:val="en-US"/>
+        </w:rPr>
+        <w:t xml:space="preserve">  - Favicon + OG image — small touches that make a "production" feel.</w:t>
+      </w:r>
+    </w:p>
+    <w:p>
+      <w:pPr>
+        <w:rPr>
+          <w:lang w:val="en-US"/>
+        </w:rPr>
+      </w:pPr>
     </w:p>
     <w:p>
       <w:pPr>
@@ -986,49 +585,225 @@
           <w:lang w:val="en-US"/>
         </w:rPr>
         <w:lastRenderedPageBreak/>
-        <w:t xml:space="preserve">  - Logging: console.log(err) in auth/register/</w:t>
-      </w:r>
-      <w:proofErr w:type="spellStart"/>
-      <w:r>
-        <w:rPr>
-          <w:lang w:val="en-US"/>
-        </w:rPr>
-        <w:t>route.ts</w:t>
-      </w:r>
-      <w:proofErr w:type="spellEnd"/>
-      <w:r>
-        <w:rPr>
-          <w:lang w:val="en-US"/>
-        </w:rPr>
-        <w:t xml:space="preserve"> will </w:t>
-      </w:r>
-      <w:proofErr w:type="spellStart"/>
-      <w:r>
-        <w:rPr>
-          <w:lang w:val="en-US"/>
-        </w:rPr>
-        <w:t>leak</w:t>
-      </w:r>
-      <w:proofErr w:type="spellEnd"/>
-      <w:r>
-        <w:rPr>
-          <w:lang w:val="en-US"/>
-        </w:rPr>
-        <w:t xml:space="preserve"> to host logs — fine for </w:t>
-      </w:r>
-      <w:proofErr w:type="gramStart"/>
-      <w:r>
-        <w:rPr>
-          <w:lang w:val="en-US"/>
-        </w:rPr>
-        <w:t>now, but</w:t>
-      </w:r>
-      <w:proofErr w:type="gramEnd"/>
-      <w:r>
-        <w:rPr>
-          <w:lang w:val="en-US"/>
-        </w:rPr>
-        <w:t xml:space="preserve"> consider a small logger (or strip PII).</w:t>
+        <w:t xml:space="preserve">  If I had to pick the top 3 to do before anything else: (1) purge focusroom.db from git history, (2) fix the createroom hostId trust bug, (3) add password/login rate limiting. Everything else can ship and be patched.</w:t>
+      </w:r>
+    </w:p>
+    <w:p>
+      <w:pPr>
+        <w:rPr>
+          <w:lang w:val="en-US"/>
+        </w:rPr>
+      </w:pPr>
+    </w:p>
+    <w:p>
+      <w:pPr>
+        <w:rPr>
+          <w:lang w:val="en-US"/>
+        </w:rPr>
+      </w:pPr>
+      <w:r>
+        <w:rPr>
+          <w:rFonts w:ascii="Segoe UI Symbol" w:hAnsi="Segoe UI Symbol" w:cs="Segoe UI Symbol"/>
+          <w:lang w:val="en-US"/>
+        </w:rPr>
+        <w:t>✻</w:t>
+      </w:r>
+      <w:r>
+        <w:rPr>
+          <w:lang w:val="en-US"/>
+        </w:rPr>
+        <w:t xml:space="preserve"> Cooked for 1m 21s</w:t>
+      </w:r>
+    </w:p>
+    <w:p>
+      <w:pPr>
+        <w:rPr>
+          <w:lang w:val="en-US"/>
+        </w:rPr>
+      </w:pPr>
+    </w:p>
+    <w:p>
+      <w:pPr>
+        <w:rPr>
+          <w:lang w:val="en-US"/>
+        </w:rPr>
+      </w:pPr>
+      <w:r>
+        <w:rPr>
+          <w:lang w:val="en-US"/>
+        </w:rPr>
+        <w:t>───────────────────────────────────────────────────────────────────────────────────────────────────────────────────────────────────────────────────────────────────────────────────────────────────────────────────────────────────────────────────────────</w:t>
+      </w:r>
+    </w:p>
+    <w:p>
+      <w:pPr>
+        <w:rPr>
+          <w:lang w:val="en-US"/>
+        </w:rPr>
+      </w:pPr>
+      <w:r>
+        <w:rPr>
+          <w:rFonts w:ascii="Segoe UI Symbol" w:hAnsi="Segoe UI Symbol" w:cs="Segoe UI Symbol"/>
+          <w:lang w:val="en-US"/>
+        </w:rPr>
+        <w:t>❯</w:t>
+      </w:r>
+      <w:r>
+        <w:rPr>
+          <w:lang w:val="en-US"/>
+        </w:rPr>
+        <w:t xml:space="preserve">  </w:t>
+      </w:r>
+    </w:p>
+    <w:p>
+      <w:pPr>
+        <w:rPr>
+          <w:lang w:val="en-US"/>
+        </w:rPr>
+      </w:pPr>
+      <w:r>
+        <w:rPr>
+          <w:lang w:val="en-US"/>
+        </w:rPr>
+        <w:t>───────────────────────────────────────────────────────────────────────────────────────────────────────────────────────────────────────────────────────────────────────────────────────────────────────────────────────────────────────────────────────────</w:t>
+      </w:r>
+    </w:p>
+    <w:p>
+      <w:pPr>
+        <w:rPr>
+          <w:lang w:val="en-US"/>
+        </w:rPr>
+      </w:pPr>
+      <w:r>
+        <w:rPr>
+          <w:lang w:val="en-US"/>
+        </w:rPr>
+        <w:t xml:space="preserve">  </w:t>
+      </w:r>
+      <w:r>
+        <w:rPr>
+          <w:rFonts w:ascii="Segoe UI Symbol" w:hAnsi="Segoe UI Symbol" w:cs="Segoe UI Symbol"/>
+          <w:lang w:val="en-US"/>
+        </w:rPr>
+        <w:t>⏵⏵</w:t>
+      </w:r>
+      <w:r>
+        <w:rPr>
+          <w:lang w:val="en-US"/>
+        </w:rPr>
+        <w:t xml:space="preserve"> accept edits on (shift+tab to cycle)</w:t>
+      </w:r>
+    </w:p>
+    <w:p>
+      <w:pPr>
+        <w:rPr>
+          <w:lang w:val="en-US"/>
+        </w:rPr>
+      </w:pPr>
+    </w:p>
+    <w:p>
+      <w:pPr>
+        <w:rPr>
+          <w:lang w:val="en-US"/>
+        </w:rPr>
+      </w:pPr>
+      <w:r>
+        <w:rPr>
+          <w:lang w:val="en-US"/>
+        </w:rPr>
+        <w:t xml:space="preserve">  Mobile / responsive</w:t>
+      </w:r>
+    </w:p>
+    <w:p>
+      <w:pPr>
+        <w:rPr>
+          <w:lang w:val="en-US"/>
+        </w:rPr>
+      </w:pPr>
+      <w:r>
+        <w:rPr>
+          <w:lang w:val="en-US"/>
+        </w:rPr>
+        <w:t xml:space="preserve">  - Open /room/[id] on a phone-width viewport — the 3-column grid will collapse; check chat, people list, and host controls are all reachable.</w:t>
+      </w:r>
+    </w:p>
+    <w:p>
+      <w:pPr>
+        <w:rPr>
+          <w:lang w:val="en-US"/>
+        </w:rPr>
+      </w:pPr>
+    </w:p>
+    <w:p>
+      <w:pPr>
+        <w:rPr>
+          <w:lang w:val="en-US"/>
+        </w:rPr>
+      </w:pPr>
+      <w:r>
+        <w:rPr>
+          <w:lang w:val="en-US"/>
+        </w:rPr>
+        <w:t xml:space="preserve">  4. Nice-to-haves before launch (not blockers)</w:t>
+      </w:r>
+    </w:p>
+    <w:p>
+      <w:pPr>
+        <w:rPr>
+          <w:lang w:val="en-US"/>
+        </w:rPr>
+      </w:pPr>
+    </w:p>
+    <w:p>
+      <w:pPr>
+        <w:rPr>
+          <w:lang w:val="en-US"/>
+        </w:rPr>
+      </w:pPr>
+      <w:r>
+        <w:rPr>
+          <w:lang w:val="en-US"/>
+        </w:rPr>
+        <w:t xml:space="preserve">  - Dependency cleanup: package.json has axios, fs, sqlite, sqlite3 listed — none appear used (you use fetch/built-ins/better-sqlite3). Remove them; smaller image, fewer CVEs.</w:t>
+      </w:r>
+    </w:p>
+    <w:p>
+      <w:pPr>
+        <w:rPr>
+          <w:lang w:val="en-US"/>
+        </w:rPr>
+      </w:pPr>
+      <w:r>
+        <w:rPr>
+          <w:lang w:val="en-US"/>
+        </w:rPr>
+        <w:t xml:space="preserve">  - Error boundaries: a top-level app/error.tsx + app/global-error.tsx so an uncaught render error doesn't show the dev stack trace in prod.</w:t>
+      </w:r>
+    </w:p>
+    <w:p>
+      <w:pPr>
+        <w:rPr>
+          <w:lang w:val="en-US"/>
+        </w:rPr>
+      </w:pPr>
+      <w:r>
+        <w:rPr>
+          <w:lang w:val="en-US"/>
+        </w:rPr>
+        <w:t xml:space="preserve">  - Security headers: add a next.config.ts with CSP, X-Frame-Options, Referrer-Policy. At minimum, frame-ancestors none.</w:t>
+      </w:r>
+    </w:p>
+    <w:p>
+      <w:pPr>
+        <w:rPr>
+          <w:lang w:val="en-US"/>
+        </w:rPr>
+      </w:pPr>
+      <w:r>
+        <w:rPr>
+          <w:lang w:val="en-US"/>
+        </w:rPr>
+        <w:t xml:space="preserve">  - Logging: console.log(err) in auth/register/route.ts will leak to host logs — fine for now, but consider a small logger (or strip PII).</w:t>
       </w:r>
     </w:p>
     <w:p>
@@ -1087,525 +862,8 @@
         <w:rPr>
           <w:lang w:val="en-US"/>
         </w:rPr>
-        <w:t xml:space="preserve">  If I had to pick the top 3 to do before anything else: (1) purge </w:t>
-      </w:r>
-      <w:proofErr w:type="spellStart"/>
-      <w:r>
-        <w:rPr>
-          <w:lang w:val="en-US"/>
-        </w:rPr>
-        <w:t>focusroom.db</w:t>
-      </w:r>
-      <w:proofErr w:type="spellEnd"/>
-      <w:r>
-        <w:rPr>
-          <w:lang w:val="en-US"/>
-        </w:rPr>
-        <w:t xml:space="preserve"> from git history, (2) fix the </w:t>
-      </w:r>
-      <w:proofErr w:type="spellStart"/>
-      <w:r>
-        <w:rPr>
-          <w:lang w:val="en-US"/>
-        </w:rPr>
-        <w:t>createroom</w:t>
-      </w:r>
-      <w:proofErr w:type="spellEnd"/>
-      <w:r>
-        <w:rPr>
-          <w:lang w:val="en-US"/>
-        </w:rPr>
-        <w:t xml:space="preserve"> </w:t>
-      </w:r>
-      <w:proofErr w:type="spellStart"/>
-      <w:r>
-        <w:rPr>
-          <w:lang w:val="en-US"/>
-        </w:rPr>
-        <w:t>hostId</w:t>
-      </w:r>
-      <w:proofErr w:type="spellEnd"/>
-      <w:r>
-        <w:rPr>
-          <w:lang w:val="en-US"/>
-        </w:rPr>
-        <w:t xml:space="preserve"> trust bug, (3) add password/login rate limiting. Everything else can ship and be patched.</w:t>
-      </w:r>
-    </w:p>
-    <w:p>
-      <w:pPr>
-        <w:rPr>
-          <w:lang w:val="en-US"/>
-        </w:rPr>
-      </w:pPr>
-    </w:p>
-    <w:p>
-      <w:pPr>
-        <w:rPr>
-          <w:lang w:val="en-US"/>
-        </w:rPr>
-      </w:pPr>
-      <w:r>
-        <w:rPr>
-          <w:rFonts w:ascii="Segoe UI Symbol" w:hAnsi="Segoe UI Symbol" w:cs="Segoe UI Symbol"/>
-          <w:lang w:val="en-US"/>
-        </w:rPr>
-        <w:t>✻</w:t>
-      </w:r>
-      <w:r>
-        <w:rPr>
-          <w:lang w:val="en-US"/>
-        </w:rPr>
-        <w:t xml:space="preserve"> Cooked for 1m 21s</w:t>
-      </w:r>
-    </w:p>
-    <w:p>
-      <w:pPr>
-        <w:rPr>
-          <w:lang w:val="en-US"/>
-        </w:rPr>
-      </w:pPr>
-    </w:p>
-    <w:p>
-      <w:pPr>
-        <w:rPr>
-          <w:lang w:val="en-US"/>
-        </w:rPr>
-      </w:pPr>
-      <w:r>
-        <w:rPr>
-          <w:lang w:val="en-US"/>
-        </w:rPr>
-        <w:t>───────────────────────────────────────────────────────────────────────────────────────────────────────────────────────────────────────────────────────────────────────────────────────────────────────────────────────────────────────────────────────────</w:t>
-      </w:r>
-    </w:p>
-    <w:p>
-      <w:pPr>
-        <w:rPr>
-          <w:lang w:val="en-US"/>
-        </w:rPr>
-      </w:pPr>
-      <w:r>
-        <w:rPr>
-          <w:rFonts w:ascii="Segoe UI Symbol" w:hAnsi="Segoe UI Symbol" w:cs="Segoe UI Symbol"/>
-          <w:lang w:val="en-US"/>
-        </w:rPr>
-        <w:t>❯</w:t>
-      </w:r>
-      <w:r>
-        <w:rPr>
-          <w:lang w:val="en-US"/>
-        </w:rPr>
-        <w:t xml:space="preserve">  </w:t>
-      </w:r>
-    </w:p>
-    <w:p>
-      <w:pPr>
-        <w:rPr>
-          <w:lang w:val="en-US"/>
-        </w:rPr>
-      </w:pPr>
-      <w:r>
-        <w:rPr>
-          <w:lang w:val="en-US"/>
-        </w:rPr>
-        <w:t>───────────────────────────────────────────────────────────────────────────────────────────────────────────────────────────────────────────────────────────────────────────────────────────────────────────────────────────────────────────────────────────</w:t>
-      </w:r>
-    </w:p>
-    <w:p>
-      <w:pPr>
-        <w:rPr>
-          <w:lang w:val="en-US"/>
-        </w:rPr>
-      </w:pPr>
-      <w:r>
-        <w:rPr>
-          <w:lang w:val="en-US"/>
-        </w:rPr>
-        <w:t xml:space="preserve">  </w:t>
-      </w:r>
-      <w:r>
-        <w:rPr>
-          <w:rFonts w:ascii="Segoe UI Symbol" w:hAnsi="Segoe UI Symbol" w:cs="Segoe UI Symbol"/>
-          <w:lang w:val="en-US"/>
-        </w:rPr>
-        <w:t>⏵⏵</w:t>
-      </w:r>
-      <w:r>
-        <w:rPr>
-          <w:lang w:val="en-US"/>
-        </w:rPr>
-        <w:t xml:space="preserve"> accept edits on (</w:t>
-      </w:r>
-      <w:proofErr w:type="spellStart"/>
-      <w:r>
-        <w:rPr>
-          <w:lang w:val="en-US"/>
-        </w:rPr>
-        <w:t>shift+tab</w:t>
-      </w:r>
-      <w:proofErr w:type="spellEnd"/>
-      <w:r>
-        <w:rPr>
-          <w:lang w:val="en-US"/>
-        </w:rPr>
-        <w:t xml:space="preserve"> to cycle)</w:t>
-      </w:r>
-    </w:p>
-    <w:p>
-      <w:pPr>
-        <w:rPr>
-          <w:lang w:val="en-US"/>
-        </w:rPr>
-      </w:pPr>
-    </w:p>
-    <w:p>
-      <w:pPr>
-        <w:rPr>
-          <w:lang w:val="en-US"/>
-        </w:rPr>
-      </w:pPr>
-      <w:r>
-        <w:rPr>
-          <w:lang w:val="en-US"/>
-        </w:rPr>
-        <w:t xml:space="preserve">  Mobile / responsive</w:t>
-      </w:r>
-    </w:p>
-    <w:p>
-      <w:pPr>
-        <w:rPr>
-          <w:lang w:val="en-US"/>
-        </w:rPr>
-      </w:pPr>
-      <w:r>
-        <w:rPr>
-          <w:lang w:val="en-US"/>
-        </w:rPr>
-        <w:t xml:space="preserve">  - Open /room/[id] on a phone-width viewport — the 3-column grid will collapse; check chat, people list, and host controls are all reachable.</w:t>
-      </w:r>
-    </w:p>
-    <w:p>
-      <w:pPr>
-        <w:rPr>
-          <w:lang w:val="en-US"/>
-        </w:rPr>
-      </w:pPr>
-    </w:p>
-    <w:p>
-      <w:pPr>
-        <w:rPr>
-          <w:lang w:val="en-US"/>
-        </w:rPr>
-      </w:pPr>
-      <w:r>
-        <w:rPr>
-          <w:lang w:val="en-US"/>
-        </w:rPr>
-        <w:t xml:space="preserve">  4. Nice-to-haves before launch (not blockers)</w:t>
-      </w:r>
-    </w:p>
-    <w:p>
-      <w:pPr>
-        <w:rPr>
-          <w:lang w:val="en-US"/>
-        </w:rPr>
-      </w:pPr>
-    </w:p>
-    <w:p>
-      <w:pPr>
-        <w:rPr>
-          <w:lang w:val="en-US"/>
-        </w:rPr>
-      </w:pPr>
-      <w:r>
-        <w:rPr>
-          <w:lang w:val="en-US"/>
-        </w:rPr>
-        <w:t xml:space="preserve">  - Dependency cleanup: </w:t>
-      </w:r>
-      <w:proofErr w:type="spellStart"/>
-      <w:proofErr w:type="gramStart"/>
-      <w:r>
-        <w:rPr>
-          <w:lang w:val="en-US"/>
-        </w:rPr>
-        <w:t>package.json</w:t>
-      </w:r>
-      <w:proofErr w:type="spellEnd"/>
-      <w:proofErr w:type="gramEnd"/>
-      <w:r>
-        <w:rPr>
-          <w:lang w:val="en-US"/>
-        </w:rPr>
-        <w:t xml:space="preserve"> has </w:t>
-      </w:r>
-      <w:proofErr w:type="spellStart"/>
-      <w:r>
-        <w:rPr>
-          <w:lang w:val="en-US"/>
-        </w:rPr>
-        <w:t>axios</w:t>
-      </w:r>
-      <w:proofErr w:type="spellEnd"/>
-      <w:r>
-        <w:rPr>
-          <w:lang w:val="en-US"/>
-        </w:rPr>
-        <w:t xml:space="preserve">, fs, </w:t>
-      </w:r>
-      <w:proofErr w:type="spellStart"/>
-      <w:r>
-        <w:rPr>
-          <w:lang w:val="en-US"/>
-        </w:rPr>
-        <w:t>sqlite</w:t>
-      </w:r>
-      <w:proofErr w:type="spellEnd"/>
-      <w:r>
-        <w:rPr>
-          <w:lang w:val="en-US"/>
-        </w:rPr>
-        <w:t xml:space="preserve">, sqlite3 listed — none appear used (you use fetch/built-ins/better-sqlite3). Remove </w:t>
-      </w:r>
-      <w:proofErr w:type="gramStart"/>
-      <w:r>
-        <w:rPr>
-          <w:lang w:val="en-US"/>
-        </w:rPr>
-        <w:t>them;</w:t>
-      </w:r>
-      <w:proofErr w:type="gramEnd"/>
-      <w:r>
-        <w:rPr>
-          <w:lang w:val="en-US"/>
-        </w:rPr>
-        <w:t xml:space="preserve"> smaller image, fewer CVEs.</w:t>
-      </w:r>
-    </w:p>
-    <w:p>
-      <w:pPr>
-        <w:rPr>
-          <w:lang w:val="en-US"/>
-        </w:rPr>
-      </w:pPr>
-      <w:r>
-        <w:rPr>
-          <w:lang w:val="en-US"/>
-        </w:rPr>
-        <w:t xml:space="preserve">  - Error boundaries: a top-level app/</w:t>
-      </w:r>
-      <w:proofErr w:type="spellStart"/>
-      <w:r>
-        <w:rPr>
-          <w:lang w:val="en-US"/>
-        </w:rPr>
-        <w:t>error.tsx</w:t>
-      </w:r>
-      <w:proofErr w:type="spellEnd"/>
-      <w:r>
-        <w:rPr>
-          <w:lang w:val="en-US"/>
-        </w:rPr>
-        <w:t xml:space="preserve"> + app/global-</w:t>
-      </w:r>
-      <w:proofErr w:type="spellStart"/>
-      <w:r>
-        <w:rPr>
-          <w:lang w:val="en-US"/>
-        </w:rPr>
-        <w:t>error.tsx</w:t>
-      </w:r>
-      <w:proofErr w:type="spellEnd"/>
-      <w:r>
-        <w:rPr>
-          <w:lang w:val="en-US"/>
-        </w:rPr>
-        <w:t xml:space="preserve"> so an uncaught render error doesn't show the dev stack trace in prod.</w:t>
-      </w:r>
-    </w:p>
-    <w:p>
-      <w:pPr>
-        <w:rPr>
-          <w:lang w:val="en-US"/>
-        </w:rPr>
-      </w:pPr>
-      <w:r>
-        <w:rPr>
-          <w:lang w:val="en-US"/>
-        </w:rPr>
-        <w:t xml:space="preserve">  - Security headers: add a </w:t>
-      </w:r>
-      <w:proofErr w:type="spellStart"/>
-      <w:r>
-        <w:rPr>
-          <w:lang w:val="en-US"/>
-        </w:rPr>
-        <w:t>next.config.ts</w:t>
-      </w:r>
-      <w:proofErr w:type="spellEnd"/>
-      <w:r>
-        <w:rPr>
-          <w:lang w:val="en-US"/>
-        </w:rPr>
-        <w:t xml:space="preserve"> with CSP, X-Frame-Options, Referrer-Policy. At minimum, frame-ancestors none.</w:t>
-      </w:r>
-    </w:p>
-    <w:p>
-      <w:pPr>
-        <w:rPr>
-          <w:lang w:val="en-US"/>
-        </w:rPr>
-      </w:pPr>
-      <w:r>
-        <w:rPr>
-          <w:lang w:val="en-US"/>
-        </w:rPr>
         <w:lastRenderedPageBreak/>
-        <w:t xml:space="preserve">  - Logging: console.log(err) in auth/register/</w:t>
-      </w:r>
-      <w:proofErr w:type="spellStart"/>
-      <w:r>
-        <w:rPr>
-          <w:lang w:val="en-US"/>
-        </w:rPr>
-        <w:t>route.ts</w:t>
-      </w:r>
-      <w:proofErr w:type="spellEnd"/>
-      <w:r>
-        <w:rPr>
-          <w:lang w:val="en-US"/>
-        </w:rPr>
-        <w:t xml:space="preserve"> will </w:t>
-      </w:r>
-      <w:proofErr w:type="spellStart"/>
-      <w:r>
-        <w:rPr>
-          <w:lang w:val="en-US"/>
-        </w:rPr>
-        <w:t>leak</w:t>
-      </w:r>
-      <w:proofErr w:type="spellEnd"/>
-      <w:r>
-        <w:rPr>
-          <w:lang w:val="en-US"/>
-        </w:rPr>
-        <w:t xml:space="preserve"> to host logs — fine for </w:t>
-      </w:r>
-      <w:proofErr w:type="gramStart"/>
-      <w:r>
-        <w:rPr>
-          <w:lang w:val="en-US"/>
-        </w:rPr>
-        <w:t>now, but</w:t>
-      </w:r>
-      <w:proofErr w:type="gramEnd"/>
-      <w:r>
-        <w:rPr>
-          <w:lang w:val="en-US"/>
-        </w:rPr>
-        <w:t xml:space="preserve"> consider a small logger (or strip PII).</w:t>
-      </w:r>
-    </w:p>
-    <w:p>
-      <w:pPr>
-        <w:rPr>
-          <w:lang w:val="en-US"/>
-        </w:rPr>
-      </w:pPr>
-      <w:r>
-        <w:rPr>
-          <w:lang w:val="en-US"/>
-        </w:rPr>
-        <w:t xml:space="preserve">  - A LICENSE file (README notes it's missing).</w:t>
-      </w:r>
-    </w:p>
-    <w:p>
-      <w:pPr>
-        <w:rPr>
-          <w:lang w:val="en-US"/>
-        </w:rPr>
-      </w:pPr>
-      <w:r>
-        <w:rPr>
-          <w:lang w:val="en-US"/>
-        </w:rPr>
-        <w:t xml:space="preserve">  - Loading states: confirm every Server Action and form has a pending state (most do).</w:t>
-      </w:r>
-    </w:p>
-    <w:p>
-      <w:pPr>
-        <w:rPr>
-          <w:lang w:val="en-US"/>
-        </w:rPr>
-      </w:pPr>
-      <w:r>
-        <w:rPr>
-          <w:lang w:val="en-US"/>
-        </w:rPr>
-        <w:t xml:space="preserve">  - Favicon + OG image — small touches that make a "production" feel.</w:t>
-      </w:r>
-    </w:p>
-    <w:p>
-      <w:pPr>
-        <w:rPr>
-          <w:lang w:val="en-US"/>
-        </w:rPr>
-      </w:pPr>
-    </w:p>
-    <w:p>
-      <w:pPr>
-        <w:rPr>
-          <w:lang w:val="en-US"/>
-        </w:rPr>
-      </w:pPr>
-      <w:r>
-        <w:rPr>
-          <w:lang w:val="en-US"/>
-        </w:rPr>
-        <w:t xml:space="preserve">  If I had to pick the top 3 to do before anything else: (1) purge </w:t>
-      </w:r>
-      <w:proofErr w:type="spellStart"/>
-      <w:r>
-        <w:rPr>
-          <w:lang w:val="en-US"/>
-        </w:rPr>
-        <w:t>focusroom.db</w:t>
-      </w:r>
-      <w:proofErr w:type="spellEnd"/>
-      <w:r>
-        <w:rPr>
-          <w:lang w:val="en-US"/>
-        </w:rPr>
-        <w:t xml:space="preserve"> from git history, (2) fix the </w:t>
-      </w:r>
-      <w:proofErr w:type="spellStart"/>
-      <w:r>
-        <w:rPr>
-          <w:lang w:val="en-US"/>
-        </w:rPr>
-        <w:t>createroom</w:t>
-      </w:r>
-      <w:proofErr w:type="spellEnd"/>
-      <w:r>
-        <w:rPr>
-          <w:lang w:val="en-US"/>
-        </w:rPr>
-        <w:t xml:space="preserve"> </w:t>
-      </w:r>
-      <w:proofErr w:type="spellStart"/>
-      <w:r>
-        <w:rPr>
-          <w:lang w:val="en-US"/>
-        </w:rPr>
-        <w:t>hostId</w:t>
-      </w:r>
-      <w:proofErr w:type="spellEnd"/>
-      <w:r>
-        <w:rPr>
-          <w:lang w:val="en-US"/>
-        </w:rPr>
-        <w:t xml:space="preserve"> trust bug, (3) add password/login rate limiting. Everything else can ship and be patched.</w:t>
+        <w:t xml:space="preserve">  If I had to pick the top 3 to do before anything else: (1) purge focusroom.db from git history, (2) fix the createroom hostId trust bug, (3) add password/login rate limiting. Everything else can ship and be patched.</w:t>
       </w:r>
     </w:p>
     <w:sectPr>
